--- a/public/templates/侵权警告律师函.docx
+++ b/public/templates/侵权警告律师函.docx
@@ -31,23 +31,108 @@
           <w:sz w:val="24"/>
           <w:szCs w:val="24"/>
         </w:rPr>
-        <w:t xml:space="preserve">{{侵权人姓名/公司名称}}：</w:t>
-      </w:r>
-    </w:p>
-    <w:p/>
-    <w:p>
-      <w:pPr>
-        <w:spacing w:line="360"/>
-        <w:ind w:firstLine="480"/>
-      </w:pPr>
-      <w:r>
-        <w:rPr>
-          <w:rFonts w:ascii="宋体" w:cs="宋体" w:eastAsia="宋体" w:hAnsi="宋体"/>
-          <w:color w:val="FF0000"/>
-          <w:sz w:val="24"/>
-          <w:szCs w:val="24"/>
-        </w:rPr>
-        <w:t xml:space="preserve">{{律师事务所名称}}接受{{权利人姓名/公司名称}}的委托，就贵方侵犯{{知识产权类型}}一事，特致函如下：</w:t>
+        <w:t xml:space="preserve">{{律师事务所名称}}侵权警告律师函</w:t>
+      </w:r>
+    </w:p>
+    <w:p>
+      <w:pPr>
+        <w:spacing w:line="360"/>
+      </w:pPr>
+      <w:r>
+        <w:rPr>
+          <w:rFonts w:ascii="宋体" w:cs="宋体" w:eastAsia="宋体" w:hAnsi="宋体"/>
+          <w:color w:val="FF0000"/>
+          <w:sz w:val="24"/>
+          <w:szCs w:val="24"/>
+        </w:rPr>
+        <w:t xml:space="preserve">（{{年份}}）{{律所简称}}律权字第{{函件编号}}号</w:t>
+      </w:r>
+    </w:p>
+    <w:p/>
+    <w:p>
+      <w:pPr>
+        <w:spacing w:line="360"/>
+      </w:pPr>
+      <w:r>
+        <w:rPr>
+          <w:rFonts w:ascii="宋体" w:cs="宋体" w:eastAsia="宋体" w:hAnsi="宋体"/>
+          <w:color w:val="FF0000"/>
+          <w:sz w:val="24"/>
+          <w:szCs w:val="24"/>
+        </w:rPr>
+        <w:t xml:space="preserve">致：{{侵权人姓名/公司名称}}</w:t>
+      </w:r>
+    </w:p>
+    <w:p>
+      <w:pPr>
+        <w:spacing w:line="360"/>
+      </w:pPr>
+      <w:r>
+        <w:rPr>
+          <w:rFonts w:ascii="宋体" w:cs="宋体" w:eastAsia="宋体" w:hAnsi="宋体"/>
+          <w:color w:val="FF0000"/>
+          <w:sz w:val="24"/>
+          <w:szCs w:val="24"/>
+        </w:rPr>
+        <w:t xml:space="preserve">地址：{{侵权人地址}}</w:t>
+      </w:r>
+    </w:p>
+    <w:p>
+      <w:pPr>
+        <w:spacing w:line="360"/>
+      </w:pPr>
+      <w:r>
+        <w:rPr>
+          <w:rFonts w:ascii="宋体" w:cs="宋体" w:eastAsia="宋体" w:hAnsi="宋体"/>
+          <w:color w:val="FF0000"/>
+          <w:sz w:val="24"/>
+          <w:szCs w:val="24"/>
+        </w:rPr>
+        <w:t xml:space="preserve">法定代表人：{{法定代表人}}</w:t>
+      </w:r>
+    </w:p>
+    <w:p>
+      <w:pPr>
+        <w:spacing w:line="360"/>
+      </w:pPr>
+      <w:r>
+        <w:rPr>
+          <w:rFonts w:ascii="宋体" w:cs="宋体" w:eastAsia="宋体" w:hAnsi="宋体"/>
+          <w:color w:val="FF0000"/>
+          <w:sz w:val="24"/>
+          <w:szCs w:val="24"/>
+        </w:rPr>
+        <w:t xml:space="preserve">联系电话：{{侵权人电话}}</w:t>
+      </w:r>
+    </w:p>
+    <w:p>
+      <w:pPr>
+        <w:spacing w:line="360"/>
+      </w:pPr>
+      <w:r>
+        <w:rPr>
+          <w:rFonts w:ascii="宋体" w:cs="宋体" w:eastAsia="宋体" w:hAnsi="宋体"/>
+          <w:color w:val="FF0000"/>
+          <w:sz w:val="24"/>
+          <w:szCs w:val="24"/>
+        </w:rPr>
+        <w:t xml:space="preserve">电子邮箱：{{侵权人邮箱}}</w:t>
+      </w:r>
+    </w:p>
+    <w:p/>
+    <w:p>
+      <w:pPr>
+        <w:spacing w:line="360"/>
+        <w:ind w:firstLine="480"/>
+      </w:pPr>
+      <w:r>
+        <w:rPr>
+          <w:rFonts w:ascii="宋体" w:cs="宋体" w:eastAsia="宋体" w:hAnsi="宋体"/>
+          <w:color w:val="FF0000"/>
+          <w:sz w:val="24"/>
+          <w:szCs w:val="24"/>
+        </w:rPr>
+        <w:t xml:space="preserve">{{律师事务所名称}}接受{{权利人姓名/公司名称}}（以下简称"权利人"）的委托，指派本所{{律师姓名}}律师（执业证号：{{律师执业证号}}），就贵方侵犯{{知识产权类型}}一事，特致函如下：</w:t>
       </w:r>
     </w:p>
     <w:p/>
@@ -97,6 +182,36 @@
         <w:t xml:space="preserve">{{权利证明说明}}</w:t>
       </w:r>
     </w:p>
+    <w:p>
+      <w:pPr>
+        <w:spacing w:line="360"/>
+        <w:ind w:firstLine="480"/>
+      </w:pPr>
+      <w:r>
+        <w:rPr>
+          <w:rFonts w:ascii="宋体" w:cs="宋体" w:eastAsia="宋体" w:hAnsi="宋体"/>
+          <w:color w:val="FF0000"/>
+          <w:sz w:val="24"/>
+          <w:szCs w:val="24"/>
+        </w:rPr>
+        <w:t xml:space="preserve">上述权利有{{权利证书1}}、{{权利证书2}}等证书予以证明（详见附件清单）。</w:t>
+      </w:r>
+    </w:p>
+    <w:p>
+      <w:pPr>
+        <w:spacing w:line="360"/>
+        <w:ind w:firstLine="480"/>
+      </w:pPr>
+      <w:r>
+        <w:rPr>
+          <w:rFonts w:ascii="宋体" w:cs="宋体" w:eastAsia="宋体" w:hAnsi="宋体"/>
+          <w:color w:val="FF0000"/>
+          <w:sz w:val="24"/>
+          <w:szCs w:val="24"/>
+        </w:rPr>
+        <w:t xml:space="preserve">权利人对该{{知识产权类型}}享有完整的、排他的权利，任何未经许可的使用均构成侵权。</w:t>
+      </w:r>
+    </w:p>
     <w:p/>
     <w:p>
       <w:pPr>
@@ -156,7 +271,7 @@
           <w:sz w:val="24"/>
           <w:szCs w:val="24"/>
         </w:rPr>
-        <w:t xml:space="preserve">贵方的行为已构成对{{权利人姓名/公司名称}}{{知识产权类型}}的侵犯。</w:t>
+        <w:t xml:space="preserve">贵方的行为已构成对权利人{{知识产权类型}}的侵犯，依法应当承担相应的法律责任。</w:t>
       </w:r>
     </w:p>
     <w:p/>
@@ -188,21 +303,81 @@
           <w:sz w:val="24"/>
           <w:szCs w:val="24"/>
         </w:rPr>
-        <w:t xml:space="preserve">根据《{{相关法律名称}}》第{{条款}}条的规定："{{法律条文内容}}"</w:t>
-      </w:r>
-    </w:p>
-    <w:p>
-      <w:pPr>
-        <w:spacing w:line="360"/>
-        <w:ind w:firstLine="480"/>
-      </w:pPr>
-      <w:r>
-        <w:rPr>
-          <w:rFonts w:ascii="宋体" w:cs="宋体" w:eastAsia="宋体" w:hAnsi="宋体"/>
-          <w:sz w:val="24"/>
-          <w:szCs w:val="24"/>
-        </w:rPr>
-        <w:t xml:space="preserve">贵方的行为已违反上述法律规定，应当承担相应的法律责任。</w:t>
+        <w:t xml:space="preserve">根据《中华人民共和国{{知识产权法律名称}}》第{{条款}}条的规定："{{法律条文内容}}"。</w:t>
+      </w:r>
+    </w:p>
+    <w:p>
+      <w:pPr>
+        <w:spacing w:line="360"/>
+        <w:ind w:firstLine="480"/>
+      </w:pPr>
+      <w:r>
+        <w:rPr>
+          <w:rFonts w:ascii="宋体" w:cs="宋体" w:eastAsia="宋体" w:hAnsi="宋体"/>
+          <w:color w:val="FF0000"/>
+          <w:sz w:val="24"/>
+          <w:szCs w:val="24"/>
+        </w:rPr>
+        <w:t xml:space="preserve">根据《{{相关法律名称}}》第{{条款2}}条的规定："{{法律条文内容2}}"。</w:t>
+      </w:r>
+    </w:p>
+    <w:p>
+      <w:pPr>
+        <w:spacing w:line="360"/>
+        <w:ind w:firstLine="480"/>
+      </w:pPr>
+      <w:r>
+        <w:rPr>
+          <w:rFonts w:ascii="宋体" w:cs="宋体" w:eastAsia="宋体" w:hAnsi="宋体"/>
+          <w:color w:val="FF0000"/>
+          <w:sz w:val="24"/>
+          <w:szCs w:val="24"/>
+        </w:rPr>
+        <w:t xml:space="preserve">根据《最高人民法院关于审理{{相关案件类型}}案件适用法律若干问题的解释》第{{司法解释条款}}条的规定："{{司法解释内容}}"。</w:t>
+      </w:r>
+    </w:p>
+    <w:p>
+      <w:pPr>
+        <w:spacing w:line="360"/>
+        <w:ind w:firstLine="480"/>
+      </w:pPr>
+      <w:r>
+        <w:rPr>
+          <w:rFonts w:ascii="宋体" w:cs="宋体" w:eastAsia="宋体" w:hAnsi="宋体"/>
+          <w:color w:val="FF0000"/>
+          <w:sz w:val="24"/>
+          <w:szCs w:val="24"/>
+        </w:rPr>
+        <w:t xml:space="preserve">根据《中华人民共和国反不正当竞争法》第{{条款}}条的规定："{{法律条文内容}}"。</w:t>
+      </w:r>
+    </w:p>
+    <w:p>
+      <w:pPr>
+        <w:spacing w:line="360"/>
+        <w:ind w:firstLine="480"/>
+      </w:pPr>
+      <w:r>
+        <w:rPr>
+          <w:rFonts w:ascii="宋体" w:cs="宋体" w:eastAsia="宋体" w:hAnsi="宋体"/>
+          <w:color w:val="FF0000"/>
+          <w:sz w:val="24"/>
+          <w:szCs w:val="24"/>
+        </w:rPr>
+        <w:t xml:space="preserve">贵方的行为已违反上述法律规定，构成对权利人{{知识产权类型}}的侵犯，依法应当承担停止侵权、消除影响、赔礼道歉、赔偿损失等法律责任。</w:t>
+      </w:r>
+    </w:p>
+    <w:p>
+      <w:pPr>
+        <w:spacing w:line="360"/>
+        <w:ind w:firstLine="480"/>
+      </w:pPr>
+      <w:r>
+        <w:rPr>
+          <w:rFonts w:ascii="宋体" w:cs="宋体" w:eastAsia="宋体" w:hAnsi="宋体"/>
+          <w:sz w:val="24"/>
+          <w:szCs w:val="24"/>
+        </w:rPr>
+        <w:t xml:space="preserve">根据相关法律规定，侵权赔偿数额可以按照权利人的实际损失、侵权人的违法所得、许可使用费的倍数或者法定赔偿等方式确定。</w:t>
       </w:r>
     </w:p>
     <w:p/>
@@ -219,36 +394,172 @@
           <w:sz w:val="28"/>
           <w:szCs w:val="28"/>
         </w:rPr>
-        <w:t xml:space="preserve">四、律师要求</w:t>
-      </w:r>
-    </w:p>
-    <w:p>
-      <w:pPr>
-        <w:spacing w:line="360"/>
-        <w:ind w:firstLine="480"/>
-      </w:pPr>
-      <w:r>
-        <w:rPr>
-          <w:rFonts w:ascii="宋体" w:cs="宋体" w:eastAsia="宋体" w:hAnsi="宋体"/>
-          <w:color w:val="FF0000"/>
-          <w:sz w:val="24"/>
-          <w:szCs w:val="24"/>
-        </w:rPr>
-        <w:t xml:space="preserve">请贵方在收到本函后{{停止期限}}日内：</w:t>
-      </w:r>
-    </w:p>
-    <w:p>
-      <w:pPr>
-        <w:spacing w:line="360"/>
-        <w:ind w:firstLine="480"/>
-      </w:pPr>
-      <w:r>
-        <w:rPr>
-          <w:rFonts w:ascii="宋体" w:cs="宋体" w:eastAsia="宋体" w:hAnsi="宋体"/>
-          <w:sz w:val="24"/>
-          <w:szCs w:val="24"/>
-        </w:rPr>
-        <w:t xml:space="preserve">1. 立即停止一切侵权行为；</w:t>
+        <w:t xml:space="preserve">四、侵权损失计算</w:t>
+      </w:r>
+    </w:p>
+    <w:p>
+      <w:pPr>
+        <w:spacing w:line="360"/>
+        <w:ind w:firstLine="480"/>
+      </w:pPr>
+      <w:r>
+        <w:rPr>
+          <w:rFonts w:ascii="宋体" w:cs="宋体" w:eastAsia="宋体" w:hAnsi="宋体"/>
+          <w:color w:val="FF0000"/>
+          <w:sz w:val="24"/>
+          <w:szCs w:val="24"/>
+        </w:rPr>
+        <w:t xml:space="preserve">根据《中华人民共和国{{知识产权法律名称}}》及相关司法解释的规定，侵权赔偿数额的计算方式如下：</w:t>
+      </w:r>
+    </w:p>
+    <w:p>
+      <w:pPr>
+        <w:spacing w:line="360"/>
+        <w:ind w:firstLine="480"/>
+      </w:pPr>
+      <w:r>
+        <w:rPr>
+          <w:rFonts w:ascii="宋体" w:cs="宋体" w:eastAsia="宋体" w:hAnsi="宋体"/>
+          <w:color w:val="FF0000"/>
+          <w:sz w:val="24"/>
+          <w:szCs w:val="24"/>
+        </w:rPr>
+        <w:t xml:space="preserve">1. 权利人的实际损失：根据权利人因侵权所受到的损失计算，暂计人民币{{实际损失金额}}元；</w:t>
+      </w:r>
+    </w:p>
+    <w:p>
+      <w:pPr>
+        <w:spacing w:line="360"/>
+        <w:ind w:firstLine="480"/>
+      </w:pPr>
+      <w:r>
+        <w:rPr>
+          <w:rFonts w:ascii="宋体" w:cs="宋体" w:eastAsia="宋体" w:hAnsi="宋体"/>
+          <w:color w:val="FF0000"/>
+          <w:sz w:val="24"/>
+          <w:szCs w:val="24"/>
+        </w:rPr>
+        <w:t xml:space="preserve">2. 侵权人的侵权获利：根据侵权人因侵权所获得的利益计算，暂计人民币{{侵权获利金额}}元；</w:t>
+      </w:r>
+    </w:p>
+    <w:p>
+      <w:pPr>
+        <w:spacing w:line="360"/>
+        <w:ind w:firstLine="480"/>
+      </w:pPr>
+      <w:r>
+        <w:rPr>
+          <w:rFonts w:ascii="宋体" w:cs="宋体" w:eastAsia="宋体" w:hAnsi="宋体"/>
+          <w:color w:val="FF0000"/>
+          <w:sz w:val="24"/>
+          <w:szCs w:val="24"/>
+        </w:rPr>
+        <w:t xml:space="preserve">3. {{知识产权类型}}许可使用费的倍数：参照该{{知识产权类型}}的许可使用费，按照{{倍数}}倍计算，暂计人民币{{许可费倍数金额}}元；</w:t>
+      </w:r>
+    </w:p>
+    <w:p>
+      <w:pPr>
+        <w:spacing w:line="360"/>
+        <w:ind w:firstLine="480"/>
+      </w:pPr>
+      <w:r>
+        <w:rPr>
+          <w:rFonts w:ascii="宋体" w:cs="宋体" w:eastAsia="宋体" w:hAnsi="宋体"/>
+          <w:color w:val="FF0000"/>
+          <w:sz w:val="24"/>
+          <w:szCs w:val="24"/>
+        </w:rPr>
+        <w:t xml:space="preserve">4. 法定赔偿：如无法确定实际损失或侵权获利，根据侵权行为的性质、情节、持续时间、影响范围等因素，在法定赔偿限额内确定，暂计人民币{{法定赔偿金额}}元；</w:t>
+      </w:r>
+    </w:p>
+    <w:p>
+      <w:pPr>
+        <w:spacing w:line="360"/>
+        <w:ind w:firstLine="480"/>
+      </w:pPr>
+      <w:r>
+        <w:rPr>
+          <w:rFonts w:ascii="宋体" w:cs="宋体" w:eastAsia="宋体" w:hAnsi="宋体"/>
+          <w:color w:val="FF0000"/>
+          <w:sz w:val="24"/>
+          <w:szCs w:val="24"/>
+        </w:rPr>
+        <w:t xml:space="preserve">5. 合理开支：包括但不限于律师费、调查取证费、公证费、差旅费等，暂计人民币{{合理开支金额}}元。</w:t>
+      </w:r>
+    </w:p>
+    <w:p>
+      <w:pPr>
+        <w:spacing w:line="360"/>
+        <w:ind w:firstLine="480"/>
+      </w:pPr>
+      <w:r>
+        <w:rPr>
+          <w:rFonts w:ascii="宋体" w:cs="宋体" w:eastAsia="宋体" w:hAnsi="宋体"/>
+          <w:color w:val="FF0000"/>
+          <w:sz w:val="24"/>
+          <w:szCs w:val="24"/>
+        </w:rPr>
+        <w:t xml:space="preserve">以上各项合计：人民币{{总金额}}元（大写：{{总金额大写}}）。</w:t>
+      </w:r>
+    </w:p>
+    <w:p>
+      <w:pPr>
+        <w:spacing w:line="360"/>
+        <w:ind w:firstLine="480"/>
+      </w:pPr>
+      <w:r>
+        <w:rPr>
+          <w:rFonts w:ascii="宋体" w:cs="宋体" w:eastAsia="宋体" w:hAnsi="宋体"/>
+          <w:sz w:val="24"/>
+          <w:szCs w:val="24"/>
+        </w:rPr>
+        <w:t xml:space="preserve">注：上述计算仅为初步估算，最终赔偿数额以人民法院的判决为准。</w:t>
+      </w:r>
+    </w:p>
+    <w:p/>
+    <w:p>
+      <w:pPr>
+        <w:spacing w:before="200" w:after="200"/>
+      </w:pPr>
+      <w:r>
+        <w:rPr>
+          <w:rFonts w:ascii="宋体" w:cs="宋体" w:eastAsia="宋体" w:hAnsi="宋体"/>
+          <w:b/>
+          <w:bCs/>
+          <w:color w:val="000000"/>
+          <w:sz w:val="28"/>
+          <w:szCs w:val="28"/>
+        </w:rPr>
+        <w:t xml:space="preserve">五、律师要求</w:t>
+      </w:r>
+    </w:p>
+    <w:p>
+      <w:pPr>
+        <w:spacing w:line="360"/>
+        <w:ind w:firstLine="480"/>
+      </w:pPr>
+      <w:r>
+        <w:rPr>
+          <w:rFonts w:ascii="宋体" w:cs="宋体" w:eastAsia="宋体" w:hAnsi="宋体"/>
+          <w:color w:val="FF0000"/>
+          <w:sz w:val="24"/>
+          <w:szCs w:val="24"/>
+        </w:rPr>
+        <w:t xml:space="preserve">请贵方在收到本函后{{停止期限}}日内（即{{具体截止日期}}前）：</w:t>
+      </w:r>
+    </w:p>
+    <w:p>
+      <w:pPr>
+        <w:spacing w:line="360"/>
+        <w:ind w:firstLine="480"/>
+      </w:pPr>
+      <w:r>
+        <w:rPr>
+          <w:rFonts w:ascii="宋体" w:cs="宋体" w:eastAsia="宋体" w:hAnsi="宋体"/>
+          <w:sz w:val="24"/>
+          <w:szCs w:val="24"/>
+        </w:rPr>
+        <w:t xml:space="preserve">1. 立即停止一切侵权行为，销毁侵权产品及相关宣传材料；</w:t>
       </w:r>
     </w:p>
     <w:p>
@@ -278,7 +589,36 @@
           <w:sz w:val="24"/>
           <w:szCs w:val="24"/>
         </w:rPr>
-        <w:t xml:space="preserve">3. 赔偿我方当事人因此遭受的经济损失人民币{{赔偿金额}}元。</w:t>
+        <w:t xml:space="preserve">3. 赔偿权利人因此遭受的经济损失人民币{{赔偿金额}}元；</w:t>
+      </w:r>
+    </w:p>
+    <w:p>
+      <w:pPr>
+        <w:spacing w:line="360"/>
+        <w:ind w:firstLine="480"/>
+      </w:pPr>
+      <w:r>
+        <w:rPr>
+          <w:rFonts w:ascii="宋体" w:cs="宋体" w:eastAsia="宋体" w:hAnsi="宋体"/>
+          <w:color w:val="FF0000"/>
+          <w:sz w:val="24"/>
+          <w:szCs w:val="24"/>
+        </w:rPr>
+        <w:t xml:space="preserve">4. 在{{媒体名称}}上公开赔礼道歉，消除影响；</w:t>
+      </w:r>
+    </w:p>
+    <w:p>
+      <w:pPr>
+        <w:spacing w:line="360"/>
+        <w:ind w:firstLine="480"/>
+      </w:pPr>
+      <w:r>
+        <w:rPr>
+          <w:rFonts w:ascii="宋体" w:cs="宋体" w:eastAsia="宋体" w:hAnsi="宋体"/>
+          <w:sz w:val="24"/>
+          <w:szCs w:val="24"/>
+        </w:rPr>
+        <w:t xml:space="preserve">5. 提供侵权产品的生产、销售数量及获利情况。</w:t>
       </w:r>
     </w:p>
     <w:p/>
@@ -307,35 +647,78 @@
           <w:sz w:val="24"/>
           <w:szCs w:val="24"/>
         </w:rPr>
-        <w:t xml:space="preserve">1. 向人民法院提起诉讼；</w:t>
-      </w:r>
-    </w:p>
-    <w:p>
-      <w:pPr>
-        <w:spacing w:line="360"/>
-        <w:ind w:firstLine="480"/>
-      </w:pPr>
-      <w:r>
-        <w:rPr>
-          <w:rFonts w:ascii="宋体" w:cs="宋体" w:eastAsia="宋体" w:hAnsi="宋体"/>
-          <w:sz w:val="24"/>
-          <w:szCs w:val="24"/>
-        </w:rPr>
-        <w:t xml:space="preserve">2. 申请诉前禁令；</w:t>
-      </w:r>
-    </w:p>
-    <w:p>
-      <w:pPr>
-        <w:spacing w:line="360"/>
-        <w:ind w:firstLine="480"/>
-      </w:pPr>
-      <w:r>
-        <w:rPr>
-          <w:rFonts w:ascii="宋体" w:cs="宋体" w:eastAsia="宋体" w:hAnsi="宋体"/>
-          <w:sz w:val="24"/>
-          <w:szCs w:val="24"/>
-        </w:rPr>
-        <w:t xml:space="preserve">3. 要求承担全部诉讼费用及律师费用。</w:t>
+        <w:t xml:space="preserve">1. 向人民法院提起诉讼，要求贵方承担侵权责任；</w:t>
+      </w:r>
+    </w:p>
+    <w:p>
+      <w:pPr>
+        <w:spacing w:line="360"/>
+        <w:ind w:firstLine="480"/>
+      </w:pPr>
+      <w:r>
+        <w:rPr>
+          <w:rFonts w:ascii="宋体" w:cs="宋体" w:eastAsia="宋体" w:hAnsi="宋体"/>
+          <w:sz w:val="24"/>
+          <w:szCs w:val="24"/>
+        </w:rPr>
+        <w:t xml:space="preserve">2. 申请诉前禁令，立即停止侵权行为；</w:t>
+      </w:r>
+    </w:p>
+    <w:p>
+      <w:pPr>
+        <w:spacing w:line="360"/>
+        <w:ind w:firstLine="480"/>
+      </w:pPr>
+      <w:r>
+        <w:rPr>
+          <w:rFonts w:ascii="宋体" w:cs="宋体" w:eastAsia="宋体" w:hAnsi="宋体"/>
+          <w:sz w:val="24"/>
+          <w:szCs w:val="24"/>
+        </w:rPr>
+        <w:t xml:space="preserve">3. 申请证据保全，对贵方的侵权产品、财务账册等进行查封扣押；</w:t>
+      </w:r>
+    </w:p>
+    <w:p>
+      <w:pPr>
+        <w:spacing w:line="360"/>
+        <w:ind w:firstLine="480"/>
+      </w:pPr>
+      <w:r>
+        <w:rPr>
+          <w:rFonts w:ascii="宋体" w:cs="宋体" w:eastAsia="宋体" w:hAnsi="宋体"/>
+          <w:sz w:val="24"/>
+          <w:szCs w:val="24"/>
+        </w:rPr>
+        <w:t xml:space="preserve">4. 要求承担全部诉讼费用、律师费用及权利人的其他损失；</w:t>
+      </w:r>
+    </w:p>
+    <w:p>
+      <w:pPr>
+        <w:spacing w:line="360"/>
+        <w:ind w:firstLine="480"/>
+      </w:pPr>
+      <w:r>
+        <w:rPr>
+          <w:rFonts w:ascii="宋体" w:cs="宋体" w:eastAsia="宋体" w:hAnsi="宋体"/>
+          <w:sz w:val="24"/>
+          <w:szCs w:val="24"/>
+        </w:rPr>
+        <w:t xml:space="preserve">5. 向有关行政主管部门举报，请求行政处罚。</w:t>
+      </w:r>
+    </w:p>
+    <w:p/>
+    <w:p>
+      <w:pPr>
+        <w:spacing w:line="360"/>
+        <w:ind w:firstLine="480"/>
+      </w:pPr>
+      <w:r>
+        <w:rPr>
+          <w:rFonts w:ascii="宋体" w:cs="宋体" w:eastAsia="宋体" w:hAnsi="宋体"/>
+          <w:sz w:val="24"/>
+          <w:szCs w:val="24"/>
+        </w:rPr>
+        <w:t xml:space="preserve">同时，我方将对贵方的侵权行为进行公证取证，并保留向有关行政主管部门举报的权利。</w:t>
       </w:r>
     </w:p>
     <w:p/>
@@ -357,6 +740,37 @@
     <w:p>
       <w:pPr>
         <w:spacing w:line="360"/>
+        <w:ind w:firstLine="480"/>
+      </w:pPr>
+      <w:r>
+        <w:rPr>
+          <w:rFonts w:ascii="宋体" w:cs="宋体" w:eastAsia="宋体" w:hAnsi="宋体"/>
+          <w:color w:val="FF0000"/>
+          <w:sz w:val="24"/>
+          <w:szCs w:val="24"/>
+        </w:rPr>
+        <w:t xml:space="preserve">本函以{{送达方式}}方式送达，送达之日即为收到之日。</w:t>
+      </w:r>
+    </w:p>
+    <w:p>
+      <w:pPr>
+        <w:spacing w:line="360"/>
+        <w:ind w:firstLine="480"/>
+      </w:pPr>
+      <w:r>
+        <w:rPr>
+          <w:rFonts w:ascii="宋体" w:cs="宋体" w:eastAsia="宋体" w:hAnsi="宋体"/>
+          <w:color w:val="FF0000"/>
+          <w:sz w:val="24"/>
+          <w:szCs w:val="24"/>
+        </w:rPr>
+        <w:t xml:space="preserve">如贵方对本函内容有异议，可在收到本函后{{异议期限}}日内向本所提出书面异议并提供相应证据。</w:t>
+      </w:r>
+    </w:p>
+    <w:p/>
+    <w:p>
+      <w:pPr>
+        <w:spacing w:line="360"/>
       </w:pPr>
       <w:r>
         <w:rPr>
@@ -379,7 +793,7 @@
           <w:sz w:val="24"/>
           <w:szCs w:val="24"/>
         </w:rPr>
-        <w:t xml:space="preserve">{{律师事务所名称}}</w:t>
+        <w:t xml:space="preserve">{{律师事务所名称}}（盖章）</w:t>
       </w:r>
     </w:p>
     <w:p>
@@ -435,9 +849,51 @@
           <w:sz w:val="24"/>
           <w:szCs w:val="24"/>
         </w:rPr>
+        <w:t xml:space="preserve">传真：{{传真号码}}</w:t>
+      </w:r>
+    </w:p>
+    <w:p>
+      <w:pPr>
+        <w:spacing w:line="360"/>
+      </w:pPr>
+      <w:r>
+        <w:rPr>
+          <w:rFonts w:ascii="宋体" w:cs="宋体" w:eastAsia="宋体" w:hAnsi="宋体"/>
+          <w:color w:val="FF0000"/>
+          <w:sz w:val="24"/>
+          <w:szCs w:val="24"/>
+        </w:rPr>
+        <w:t xml:space="preserve">电子邮箱：{{律师邮箱}}</w:t>
+      </w:r>
+    </w:p>
+    <w:p>
+      <w:pPr>
+        <w:spacing w:line="360"/>
+      </w:pPr>
+      <w:r>
+        <w:rPr>
+          <w:rFonts w:ascii="宋体" w:cs="宋体" w:eastAsia="宋体" w:hAnsi="宋体"/>
+          <w:color w:val="FF0000"/>
+          <w:sz w:val="24"/>
+          <w:szCs w:val="24"/>
+        </w:rPr>
         <w:t xml:space="preserve">地址：{{律所地址}}</w:t>
       </w:r>
     </w:p>
+    <w:p>
+      <w:pPr>
+        <w:spacing w:line="360"/>
+      </w:pPr>
+      <w:r>
+        <w:rPr>
+          <w:rFonts w:ascii="宋体" w:cs="宋体" w:eastAsia="宋体" w:hAnsi="宋体"/>
+          <w:color w:val="FF0000"/>
+          <w:sz w:val="24"/>
+          <w:szCs w:val="24"/>
+        </w:rPr>
+        <w:t xml:space="preserve">邮政编码：{{邮政编码}}</w:t>
+      </w:r>
+    </w:p>
     <w:p/>
     <w:p>
       <w:pPr>
@@ -451,6 +907,63 @@
           <w:szCs w:val="24"/>
         </w:rPr>
         <w:t xml:space="preserve">{{日期}}</w:t>
+      </w:r>
+    </w:p>
+    <w:p/>
+    <w:p>
+      <w:pPr>
+        <w:spacing w:line="360"/>
+      </w:pPr>
+      <w:r>
+        <w:rPr>
+          <w:rFonts w:ascii="宋体" w:cs="宋体" w:eastAsia="宋体" w:hAnsi="宋体"/>
+          <w:color w:val="FF0000"/>
+          <w:sz w:val="24"/>
+          <w:szCs w:val="24"/>
+        </w:rPr>
+        <w:t xml:space="preserve">附件：{{附件清单}}</w:t>
+      </w:r>
+    </w:p>
+    <w:p>
+      <w:pPr>
+        <w:spacing w:line="360"/>
+      </w:pPr>
+      <w:r>
+        <w:rPr>
+          <w:rFonts w:ascii="宋体" w:cs="宋体" w:eastAsia="宋体" w:hAnsi="宋体"/>
+          <w:color w:val="FF0000"/>
+          <w:sz w:val="24"/>
+          <w:szCs w:val="24"/>
+        </w:rPr>
+        <w:t xml:space="preserve">1. {{权利证书1}}复印件（{{页数}}页）</w:t>
+      </w:r>
+    </w:p>
+    <w:p>
+      <w:pPr>
+        <w:spacing w:line="360"/>
+      </w:pPr>
+      <w:r>
+        <w:rPr>
+          <w:rFonts w:ascii="宋体" w:cs="宋体" w:eastAsia="宋体" w:hAnsi="宋体"/>
+          <w:color w:val="FF0000"/>
+          <w:sz w:val="24"/>
+          <w:szCs w:val="24"/>
+        </w:rPr>
+        <w:t xml:space="preserve">2. {{权利证书2}}复印件（{{页数}}页）</w:t>
+      </w:r>
+    </w:p>
+    <w:p>
+      <w:pPr>
+        <w:spacing w:line="360"/>
+      </w:pPr>
+      <w:r>
+        <w:rPr>
+          <w:rFonts w:ascii="宋体" w:cs="宋体" w:eastAsia="宋体" w:hAnsi="宋体"/>
+          <w:color w:val="FF0000"/>
+          <w:sz w:val="24"/>
+          <w:szCs w:val="24"/>
+        </w:rPr>
+        <w:t xml:space="preserve">3. {{侵权证据1}}（{{页数}}页）</w:t>
       </w:r>
     </w:p>
     <w:sectPr>
